--- a/MasterBigDataUNIR/AnalisisInterpretacionDatos/actividades/actividad3_individual_22062026/Act3 .docx
+++ b/MasterBigDataUNIR/AnalisisInterpretacionDatos/actividades/actividad3_individual_22062026/Act3 .docx
@@ -188,7 +188,16 @@
         <w:pStyle w:val="Vietaprimernivel"/>
       </w:pPr>
       <w:r>
-        <w:t xml:space="preserve">Una breve descripción sobre qué son y para qué se utilizan los «contrastes de hipótesis». </w:t>
+        <w:t xml:space="preserve">Una </w:t>
+      </w:r>
+      <w:r>
+        <w:rPr>
+          <w:highlight w:val="yellow"/>
+        </w:rPr>
+        <w:t>breve descripción</w:t>
+      </w:r>
+      <w:r>
+        <w:t xml:space="preserve"> sobre qué son y para qué se utilizan los «contrastes de hipótesis». </w:t>
       </w:r>
     </w:p>
     <w:p/>
@@ -197,7 +206,13 @@
         <w:pStyle w:val="Vietaprimernivel"/>
       </w:pPr>
       <w:r>
-        <w:t>Proponer un algoritmo general que describa cómo se hacen los contrastes de hipótesis a nivel de una población y para comparar dos poblaciones.</w:t>
+        <w:rPr>
+          <w:highlight w:val="yellow"/>
+        </w:rPr>
+        <w:t>Proponer un algoritmo</w:t>
+      </w:r>
+      <w:r>
+        <w:t xml:space="preserve"> general que describa cómo se hacen los contrastes de hipótesis a nivel de una población y para comparar dos poblaciones.</w:t>
       </w:r>
     </w:p>
     <w:p/>
@@ -225,7 +240,16 @@
       </w:pPr>
       <w:r>
         <w:lastRenderedPageBreak/>
-        <w:t>Desarrollar modelos numéricos para estudiar las situaciones anteriores, atendiendo a las siguientes restricciones:</w:t>
+        <w:t xml:space="preserve">Desarrollar </w:t>
+      </w:r>
+      <w:r>
+        <w:rPr>
+          <w:highlight w:val="yellow"/>
+        </w:rPr>
+        <w:t>modelos numéricos</w:t>
+      </w:r>
+      <w:r>
+        <w:t xml:space="preserve"> para estudiar las situaciones anteriores, atendiendo a las siguientes restricciones:</w:t>
       </w:r>
     </w:p>
     <w:p>
@@ -268,7 +292,16 @@
         <w:t>ó</w:t>
       </w:r>
       <w:r>
-        <w:t>n una base de datos de al menos 1000 individuos (puedes obtenerla de fuentes reales o simular la base de datos con el m</w:t>
+        <w:t xml:space="preserve">n una base de datos de </w:t>
+      </w:r>
+      <w:r>
+        <w:rPr>
+          <w:highlight w:val="yellow"/>
+        </w:rPr>
+        <w:t>al menos 1000 individuos</w:t>
+      </w:r>
+      <w:r>
+        <w:t xml:space="preserve"> (puedes obtenerla de fuentes reales o simular la base de datos con el m</w:t>
       </w:r>
       <w:r>
         <w:rPr>
@@ -386,10 +419,34 @@
     <w:p/>
     <w:p>
       <w:r>
+        <w:rPr>
+          <w:highlight w:val="yellow"/>
+        </w:rPr>
         <w:t>7</w:t>
       </w:r>
       <w:r>
-        <w:t xml:space="preserve"> páginas (una página de portada, una página de índice y cinco páginas para desarrollar la actividad, como máximo). Fuente Georgia 11 e interlineado 1,5. Las bases de datos generadas se deben adjuntar en un archivo separado.</w:t>
+        <w:rPr>
+          <w:highlight w:val="yellow"/>
+        </w:rPr>
+        <w:t xml:space="preserve"> páginas</w:t>
+      </w:r>
+      <w:r>
+        <w:t xml:space="preserve"> (una página de portada, una página de índice y cinco páginas para desarrollar la actividad, como máximo). </w:t>
+      </w:r>
+      <w:r>
+        <w:rPr>
+          <w:highlight w:val="yellow"/>
+        </w:rPr>
+        <w:t>Fuente Georgia 11 e interlineado 1,5</w:t>
+      </w:r>
+      <w:r>
+        <w:t xml:space="preserve">. Las bases de datos generadas se deben </w:t>
+      </w:r>
+      <w:r>
+        <w:rPr>
+          <w:highlight w:val="yellow"/>
+        </w:rPr>
+        <w:t>adjuntar en un archivo separado.</w:t>
       </w:r>
     </w:p>
     <w:p>
@@ -408,7 +465,7 @@
     </w:p>
     <w:p>
       <w:pPr>
-        <w:pStyle w:val="Prrafodelista"/>
+        <w:pStyle w:val="ListParagraph"/>
         <w:ind w:left="284"/>
       </w:pPr>
     </w:p>
@@ -1548,7 +1605,7 @@
               <v:stroke joinstyle="miter"/>
               <v:path gradientshapeok="t" o:connecttype="rect"/>
             </v:shapetype>
-            <v:shape id="Cuadro de texto 30" o:spid="_x0000_s1026" type="#_x0000_t202" style="position:absolute;left:0;text-align:left;margin-left:-178.7pt;margin-top:729.45pt;width:198.3pt;height:25.4pt;rotation:-90;z-index:251763712;visibility:visible;mso-wrap-style:square;mso-width-percent:0;mso-height-percent:0;mso-wrap-distance-left:9pt;mso-wrap-distance-top:0;mso-wrap-distance-right:9pt;mso-wrap-distance-bottom:0;mso-position-horizontal:absolute;mso-position-horizontal-relative:text;mso-position-vertical:absolute;mso-position-vertical-relative:page;mso-width-percent:0;mso-height-percent:0;mso-width-relative:margin;mso-height-relative:margin;v-text-anchor:bottom" o:gfxdata="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" filled="f" stroked="f" strokeweight=".5pt">
+            <v:shape id="Cuadro de texto 30" o:spid="_x0000_s1026" type="#_x0000_t202" style="position:absolute;left:0;text-align:left;margin-left:-178.7pt;margin-top:729.45pt;width:198.3pt;height:25.4pt;rotation:-90;z-index:251763712;visibility:visible;mso-wrap-style:square;mso-width-percent:0;mso-height-percent:0;mso-wrap-distance-left:9pt;mso-wrap-distance-top:0;mso-wrap-distance-right:9pt;mso-wrap-distance-bottom:0;mso-position-horizontal:absolute;mso-position-horizontal-relative:text;mso-position-vertical:absolute;mso-position-vertical-relative:page;mso-width-percent:0;mso-height-percent:0;mso-width-relative:margin;mso-height-relative:margin;v-text-anchor:bottom" o:gfxdata="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" filled="f" stroked="f" strokeweight=".5pt">
               <v:textbox inset="0,0,0,0">
                 <w:txbxContent>
                   <w:p>
@@ -1852,7 +1909,7 @@
         </w:tcPr>
         <w:p>
           <w:pPr>
-            <w:pStyle w:val="Encabezado"/>
+            <w:pStyle w:val="Header"/>
             <w:jc w:val="center"/>
             <w:rPr>
               <w:rFonts w:cs="UnitOT-Medi"/>
@@ -1878,7 +1935,7 @@
         </w:tcPr>
         <w:p>
           <w:pPr>
-            <w:pStyle w:val="Encabezado"/>
+            <w:pStyle w:val="Header"/>
             <w:jc w:val="center"/>
             <w:rPr>
               <w:rFonts w:cs="UnitOT-Medi"/>
@@ -1904,7 +1961,7 @@
         </w:tcPr>
         <w:p>
           <w:pPr>
-            <w:pStyle w:val="Encabezado"/>
+            <w:pStyle w:val="Header"/>
             <w:jc w:val="center"/>
             <w:rPr>
               <w:rFonts w:cs="UnitOT-Medi"/>
@@ -1949,7 +2006,7 @@
         </w:tcPr>
         <w:p>
           <w:pPr>
-            <w:pStyle w:val="Encabezado"/>
+            <w:pStyle w:val="Header"/>
             <w:rPr>
               <w:sz w:val="22"/>
               <w:szCs w:val="22"/>
@@ -1971,7 +2028,7 @@
         </w:tcPr>
         <w:p>
           <w:pPr>
-            <w:pStyle w:val="Encabezado"/>
+            <w:pStyle w:val="Header"/>
             <w:jc w:val="center"/>
             <w:rPr>
               <w:rFonts w:asciiTheme="minorHAnsi" w:hAnsiTheme="minorHAnsi"/>
@@ -1991,7 +2048,7 @@
         </w:tcPr>
         <w:p>
           <w:pPr>
-            <w:pStyle w:val="Encabezado"/>
+            <w:pStyle w:val="Header"/>
           </w:pPr>
         </w:p>
       </w:tc>
@@ -2001,7 +2058,7 @@
         </w:tcPr>
         <w:p>
           <w:pPr>
-            <w:pStyle w:val="Encabezado"/>
+            <w:pStyle w:val="Header"/>
             <w:rPr>
               <w:sz w:val="22"/>
               <w:szCs w:val="22"/>
@@ -2023,7 +2080,7 @@
         </w:tcPr>
         <w:p>
           <w:pPr>
-            <w:pStyle w:val="Encabezado"/>
+            <w:pStyle w:val="Header"/>
           </w:pPr>
         </w:p>
       </w:tc>
@@ -2031,7 +2088,7 @@
   </w:tbl>
   <w:p>
     <w:pPr>
-      <w:pStyle w:val="Encabezado"/>
+      <w:pStyle w:val="Header"/>
     </w:pPr>
   </w:p>
 </w:hdr>
@@ -3957,10 +4014,10 @@
       <w:lang w:eastAsia="es-ES"/>
     </w:rPr>
   </w:style>
-  <w:style w:type="paragraph" w:styleId="Ttulo1">
+  <w:style w:type="paragraph" w:styleId="Heading1">
     <w:name w:val="heading 1"/>
     <w:next w:val="Normal"/>
-    <w:link w:val="Ttulo1Car"/>
+    <w:link w:val="Heading1Char"/>
     <w:uiPriority w:val="99"/>
     <w:rsid w:val="00507E5B"/>
     <w:pPr>
@@ -3976,11 +4033,11 @@
       <w:lang w:eastAsia="es-ES"/>
     </w:rPr>
   </w:style>
-  <w:style w:type="paragraph" w:styleId="Ttulo2">
+  <w:style w:type="paragraph" w:styleId="Heading2">
     <w:name w:val="heading 2"/>
     <w:basedOn w:val="Normal"/>
     <w:next w:val="Normal"/>
-    <w:link w:val="Ttulo2Car"/>
+    <w:link w:val="Heading2Char"/>
     <w:uiPriority w:val="99"/>
     <w:rsid w:val="00507E5B"/>
     <w:pPr>
@@ -3996,13 +4053,13 @@
       <w:szCs w:val="26"/>
     </w:rPr>
   </w:style>
-  <w:style w:type="character" w:default="1" w:styleId="Fuentedeprrafopredeter">
+  <w:style w:type="character" w:default="1" w:styleId="DefaultParagraphFont">
     <w:name w:val="Default Paragraph Font"/>
     <w:uiPriority w:val="1"/>
     <w:semiHidden/>
     <w:unhideWhenUsed/>
   </w:style>
-  <w:style w:type="table" w:default="1" w:styleId="Tablanormal">
+  <w:style w:type="table" w:default="1" w:styleId="TableNormal">
     <w:name w:val="Normal Table"/>
     <w:uiPriority w:val="99"/>
     <w:semiHidden/>
@@ -4017,7 +4074,7 @@
       </w:tblCellMar>
     </w:tblPr>
   </w:style>
-  <w:style w:type="numbering" w:default="1" w:styleId="Sinlista">
+  <w:style w:type="numbering" w:default="1" w:styleId="NoList">
     <w:name w:val="No List"/>
     <w:uiPriority w:val="99"/>
     <w:semiHidden/>
@@ -4091,9 +4148,9 @@
       <w:spacing w:line="240" w:lineRule="auto"/>
     </w:pPr>
   </w:style>
-  <w:style w:type="character" w:styleId="Hipervnculo">
+  <w:style w:type="character" w:styleId="Hyperlink">
     <w:name w:val="Hyperlink"/>
-    <w:basedOn w:val="Fuentedeprrafopredeter"/>
+    <w:basedOn w:val="DefaultParagraphFont"/>
     <w:uiPriority w:val="99"/>
     <w:rsid w:val="00A838E4"/>
     <w:rPr>
@@ -4116,7 +4173,7 @@
   </w:style>
   <w:style w:type="numbering" w:customStyle="1" w:styleId="VietasUNIR">
     <w:name w:val="ViñetasUNIR"/>
-    <w:basedOn w:val="Sinlista"/>
+    <w:basedOn w:val="NoList"/>
     <w:uiPriority w:val="99"/>
     <w:rsid w:val="00260B21"/>
     <w:pPr>
@@ -4145,10 +4202,10 @@
       <w:szCs w:val="18"/>
     </w:rPr>
   </w:style>
-  <w:style w:type="character" w:customStyle="1" w:styleId="Ttulo1Car">
-    <w:name w:val="Título 1 Car"/>
-    <w:basedOn w:val="Fuentedeprrafopredeter"/>
-    <w:link w:val="Ttulo1"/>
+  <w:style w:type="character" w:customStyle="1" w:styleId="Heading1Char">
+    <w:name w:val="Heading 1 Char"/>
+    <w:basedOn w:val="DefaultParagraphFont"/>
+    <w:link w:val="Heading1"/>
     <w:uiPriority w:val="99"/>
     <w:rsid w:val="008D72F2"/>
     <w:rPr>
@@ -4169,10 +4226,10 @@
       </w:numPr>
     </w:pPr>
   </w:style>
-  <w:style w:type="character" w:customStyle="1" w:styleId="Ttulo2Car">
-    <w:name w:val="Título 2 Car"/>
-    <w:basedOn w:val="Fuentedeprrafopredeter"/>
-    <w:link w:val="Ttulo2"/>
+  <w:style w:type="character" w:customStyle="1" w:styleId="Heading2Char">
+    <w:name w:val="Heading 2 Char"/>
+    <w:basedOn w:val="DefaultParagraphFont"/>
+    <w:link w:val="Heading2"/>
     <w:uiPriority w:val="99"/>
     <w:rsid w:val="008D72F2"/>
     <w:rPr>
@@ -4199,9 +4256,9 @@
       <w:szCs w:val="22"/>
     </w:rPr>
   </w:style>
-  <w:style w:type="table" w:styleId="Tablaconcuadrcula">
+  <w:style w:type="table" w:styleId="TableGrid">
     <w:name w:val="Table Grid"/>
-    <w:basedOn w:val="Tablanormal"/>
+    <w:basedOn w:val="TableNormal"/>
     <w:uiPriority w:val="39"/>
     <w:rsid w:val="007E4840"/>
     <w:pPr>
@@ -4400,7 +4457,7 @@
       <w:szCs w:val="22"/>
     </w:rPr>
   </w:style>
-  <w:style w:type="paragraph" w:styleId="TDC1">
+  <w:style w:type="paragraph" w:styleId="TOC1">
     <w:name w:val="toc 1"/>
     <w:basedOn w:val="Normal"/>
     <w:next w:val="Normal"/>
@@ -4420,7 +4477,7 @@
       <w:color w:val="008FBE"/>
     </w:rPr>
   </w:style>
-  <w:style w:type="paragraph" w:styleId="TDC2">
+  <w:style w:type="paragraph" w:styleId="TOC2">
     <w:name w:val="toc 2"/>
     <w:basedOn w:val="Normal"/>
     <w:next w:val="Normal"/>
@@ -4486,7 +4543,7 @@
   </w:style>
   <w:style w:type="table" w:customStyle="1" w:styleId="TablaUNIR2">
     <w:name w:val="TablaUNIR_2"/>
-    <w:basedOn w:val="Tablanormal"/>
+    <w:basedOn w:val="TableNormal"/>
     <w:uiPriority w:val="99"/>
     <w:rsid w:val="007E4840"/>
     <w:pPr>
@@ -4549,7 +4606,7 @@
   </w:style>
   <w:style w:type="table" w:customStyle="1" w:styleId="TablaUNIR3">
     <w:name w:val="TablaUNIR_3"/>
-    <w:basedOn w:val="Tablanormal"/>
+    <w:basedOn w:val="TableNormal"/>
     <w:uiPriority w:val="99"/>
     <w:rsid w:val="001E737A"/>
     <w:pPr>
@@ -4600,7 +4657,7 @@
   </w:style>
   <w:style w:type="table" w:customStyle="1" w:styleId="TablaUNIR4">
     <w:name w:val="TablaUNIR_4"/>
-    <w:basedOn w:val="Tablanormal"/>
+    <w:basedOn w:val="TableNormal"/>
     <w:uiPriority w:val="99"/>
     <w:rsid w:val="001E737A"/>
     <w:pPr>
@@ -4674,7 +4731,7 @@
   </w:style>
   <w:style w:type="table" w:customStyle="1" w:styleId="TablaejemplosUNIR">
     <w:name w:val="Tabla ejemplos UNIR"/>
-    <w:basedOn w:val="Tablanormal"/>
+    <w:basedOn w:val="TableNormal"/>
     <w:uiPriority w:val="99"/>
     <w:rsid w:val="001E737A"/>
     <w:pPr>
@@ -4705,10 +4762,10 @@
       </w:numPr>
     </w:pPr>
   </w:style>
-  <w:style w:type="paragraph" w:styleId="Piedepgina">
+  <w:style w:type="paragraph" w:styleId="Footer">
     <w:name w:val="footer"/>
     <w:basedOn w:val="Normal"/>
-    <w:link w:val="PiedepginaCar"/>
+    <w:link w:val="FooterChar"/>
     <w:uiPriority w:val="24"/>
     <w:qFormat/>
     <w:rsid w:val="00E7167D"/>
@@ -4720,10 +4777,10 @@
       <w:spacing w:line="240" w:lineRule="auto"/>
     </w:pPr>
   </w:style>
-  <w:style w:type="character" w:customStyle="1" w:styleId="PiedepginaCar">
-    <w:name w:val="Pie de página Car"/>
-    <w:basedOn w:val="Fuentedeprrafopredeter"/>
-    <w:link w:val="Piedepgina"/>
+  <w:style w:type="character" w:customStyle="1" w:styleId="FooterChar">
+    <w:name w:val="Footer Char"/>
+    <w:basedOn w:val="DefaultParagraphFont"/>
+    <w:link w:val="Footer"/>
     <w:uiPriority w:val="24"/>
     <w:rsid w:val="008D72F2"/>
     <w:rPr>
@@ -4736,7 +4793,7 @@
   </w:style>
   <w:style w:type="table" w:customStyle="1" w:styleId="UNIR">
     <w:name w:val="UNIR"/>
-    <w:basedOn w:val="Tablanormal"/>
+    <w:basedOn w:val="TableNormal"/>
     <w:uiPriority w:val="99"/>
     <w:rsid w:val="007E4840"/>
     <w:pPr>
@@ -4758,10 +4815,10 @@
       </w:tblBorders>
     </w:tblPr>
   </w:style>
-  <w:style w:type="paragraph" w:styleId="Encabezado">
+  <w:style w:type="paragraph" w:styleId="Header">
     <w:name w:val="header"/>
     <w:basedOn w:val="Normal"/>
-    <w:link w:val="EncabezadoCar"/>
+    <w:link w:val="HeaderChar"/>
     <w:uiPriority w:val="99"/>
     <w:qFormat/>
     <w:rsid w:val="00921AE9"/>
@@ -4773,10 +4830,10 @@
       <w:spacing w:line="240" w:lineRule="auto"/>
     </w:pPr>
   </w:style>
-  <w:style w:type="character" w:customStyle="1" w:styleId="EncabezadoCar">
-    <w:name w:val="Encabezado Car"/>
-    <w:basedOn w:val="Fuentedeprrafopredeter"/>
-    <w:link w:val="Encabezado"/>
+  <w:style w:type="character" w:customStyle="1" w:styleId="HeaderChar">
+    <w:name w:val="Header Char"/>
+    <w:basedOn w:val="DefaultParagraphFont"/>
+    <w:link w:val="Header"/>
     <w:uiPriority w:val="99"/>
     <w:rsid w:val="008D72F2"/>
     <w:rPr>
@@ -4787,10 +4844,10 @@
       <w:lang w:eastAsia="es-ES"/>
     </w:rPr>
   </w:style>
-  <w:style w:type="paragraph" w:styleId="Textonotapie">
+  <w:style w:type="paragraph" w:styleId="FootnoteText">
     <w:name w:val="footnote text"/>
     <w:basedOn w:val="Normal"/>
-    <w:link w:val="TextonotapieCar"/>
+    <w:link w:val="FootnoteTextChar"/>
     <w:uiPriority w:val="99"/>
     <w:rsid w:val="008B7EF4"/>
     <w:pPr>
@@ -4801,10 +4858,10 @@
       <w:szCs w:val="20"/>
     </w:rPr>
   </w:style>
-  <w:style w:type="character" w:customStyle="1" w:styleId="TextonotapieCar">
-    <w:name w:val="Texto nota pie Car"/>
-    <w:basedOn w:val="Fuentedeprrafopredeter"/>
-    <w:link w:val="Textonotapie"/>
+  <w:style w:type="character" w:customStyle="1" w:styleId="FootnoteTextChar">
+    <w:name w:val="Footnote Text Char"/>
+    <w:basedOn w:val="DefaultParagraphFont"/>
+    <w:link w:val="FootnoteText"/>
     <w:uiPriority w:val="99"/>
     <w:rsid w:val="008D72F2"/>
     <w:rPr>
@@ -4815,9 +4872,9 @@
       <w:lang w:eastAsia="es-ES"/>
     </w:rPr>
   </w:style>
-  <w:style w:type="character" w:styleId="Mencinsinresolver">
+  <w:style w:type="character" w:styleId="UnresolvedMention">
     <w:name w:val="Unresolved Mention"/>
-    <w:basedOn w:val="Fuentedeprrafopredeter"/>
+    <w:basedOn w:val="DefaultParagraphFont"/>
     <w:uiPriority w:val="99"/>
     <w:rsid w:val="004F66CC"/>
     <w:rPr>
@@ -4825,10 +4882,10 @@
       <w:shd w:val="clear" w:color="auto" w:fill="E6E6E6"/>
     </w:rPr>
   </w:style>
-  <w:style w:type="paragraph" w:styleId="Textodeglobo">
+  <w:style w:type="paragraph" w:styleId="BalloonText">
     <w:name w:val="Balloon Text"/>
     <w:basedOn w:val="Normal"/>
-    <w:link w:val="TextodegloboCar"/>
+    <w:link w:val="BalloonTextChar"/>
     <w:uiPriority w:val="99"/>
     <w:rsid w:val="002E7B8C"/>
     <w:pPr>
@@ -4840,10 +4897,10 @@
       <w:szCs w:val="18"/>
     </w:rPr>
   </w:style>
-  <w:style w:type="character" w:customStyle="1" w:styleId="TextodegloboCar">
-    <w:name w:val="Texto de globo Car"/>
-    <w:basedOn w:val="Fuentedeprrafopredeter"/>
-    <w:link w:val="Textodeglobo"/>
+  <w:style w:type="character" w:customStyle="1" w:styleId="BalloonTextChar">
+    <w:name w:val="Balloon Text Char"/>
+    <w:basedOn w:val="DefaultParagraphFont"/>
+    <w:link w:val="BalloonText"/>
     <w:uiPriority w:val="99"/>
     <w:rsid w:val="008D72F2"/>
     <w:rPr>
@@ -4893,7 +4950,7 @@
   </w:style>
   <w:style w:type="table" w:customStyle="1" w:styleId="Estilo1">
     <w:name w:val="Estilo1"/>
-    <w:basedOn w:val="Tablanormal"/>
+    <w:basedOn w:val="TableNormal"/>
     <w:uiPriority w:val="99"/>
     <w:rsid w:val="003459CF"/>
     <w:pPr>
@@ -4915,7 +4972,7 @@
   </w:style>
   <w:style w:type="table" w:customStyle="1" w:styleId="MaterialAudiovisual">
     <w:name w:val="Material Audiovisual"/>
-    <w:basedOn w:val="Tablanormal"/>
+    <w:basedOn w:val="TableNormal"/>
     <w:uiPriority w:val="99"/>
     <w:rsid w:val="003459CF"/>
     <w:pPr>
@@ -4940,7 +4997,7 @@
   </w:style>
   <w:style w:type="table" w:customStyle="1" w:styleId="audiovisual">
     <w:name w:val="audiovisual"/>
-    <w:basedOn w:val="Tablanormal"/>
+    <w:basedOn w:val="TableNormal"/>
     <w:uiPriority w:val="99"/>
     <w:rsid w:val="005B0856"/>
     <w:pPr>
@@ -4982,7 +5039,7 @@
   </w:style>
   <w:style w:type="table" w:customStyle="1" w:styleId="TablaUNIR30">
     <w:name w:val="Tabla UNIR 3"/>
-    <w:basedOn w:val="Tablanormal"/>
+    <w:basedOn w:val="TableNormal"/>
     <w:uiPriority w:val="99"/>
     <w:rsid w:val="005C4BE9"/>
     <w:pPr>
@@ -5060,7 +5117,7 @@
       <w:b/>
     </w:rPr>
   </w:style>
-  <w:style w:type="paragraph" w:styleId="Prrafodelista">
+  <w:style w:type="paragraph" w:styleId="ListParagraph">
     <w:name w:val="List Paragraph"/>
     <w:basedOn w:val="Normal"/>
     <w:uiPriority w:val="98"/>
@@ -5073,7 +5130,7 @@
   </w:style>
   <w:style w:type="table" w:customStyle="1" w:styleId="Tabladecuadrcula5oscura-nfasis51">
     <w:name w:val="Tabla de cuadrícula 5 oscura - Énfasis 51"/>
-    <w:basedOn w:val="Tablanormal"/>
+    <w:basedOn w:val="TableNormal"/>
     <w:uiPriority w:val="50"/>
     <w:rsid w:val="005C4BE9"/>
     <w:pPr>
@@ -5179,7 +5236,7 @@
   </w:style>
   <w:style w:type="character" w:customStyle="1" w:styleId="CdigofuenteCar">
     <w:name w:val="Código fuente Car"/>
-    <w:basedOn w:val="Fuentedeprrafopredeter"/>
+    <w:basedOn w:val="DefaultParagraphFont"/>
     <w:link w:val="Cdigofuente"/>
     <w:rsid w:val="006D4184"/>
     <w:rPr>
@@ -5469,6 +5526,19 @@
 </file>
 
 <file path=customXml/item1.xml><?xml version="1.0" encoding="utf-8"?>
+<?mso-contentType ?>
+<FormTemplates xmlns="http://schemas.microsoft.com/sharepoint/v3/contenttype/forms">
+  <Display>DocumentLibraryForm</Display>
+  <Edit>DocumentLibraryForm</Edit>
+  <New>DocumentLibraryForm</New>
+</FormTemplates>
+</file>
+
+<file path=customXml/item2.xml><?xml version="1.0" encoding="utf-8"?>
+<b:Sources xmlns:b="http://schemas.openxmlformats.org/officeDocument/2006/bibliography" xmlns="http://schemas.openxmlformats.org/officeDocument/2006/bibliography" SelectedStyle="\APASixthEditionOfficeOnline.xsl" StyleName="APA" Version="6"/>
+</file>
+
+<file path=customXml/item3.xml><?xml version="1.0" encoding="utf-8"?>
 <p:properties xmlns:p="http://schemas.microsoft.com/office/2006/metadata/properties" xmlns:xsi="http://www.w3.org/2001/XMLSchema-instance" xmlns:pc="http://schemas.microsoft.com/office/infopath/2007/PartnerControls">
   <documentManagement>
     <lcf76f155ced4ddcb4097134ff3c332f xmlns="27c1adeb-3674-457c-b08c-8a73f31b6e23">
@@ -5486,19 +5556,6 @@
     <_Flow_SignoffStatus xmlns="27c1adeb-3674-457c-b08c-8a73f31b6e23" xsi:nil="true"/>
   </documentManagement>
 </p:properties>
-</file>
-
-<file path=customXml/item2.xml><?xml version="1.0" encoding="utf-8"?>
-<b:Sources xmlns:b="http://schemas.openxmlformats.org/officeDocument/2006/bibliography" xmlns="http://schemas.openxmlformats.org/officeDocument/2006/bibliography" SelectedStyle="\APASixthEditionOfficeOnline.xsl" StyleName="APA" Version="6"/>
-</file>
-
-<file path=customXml/item3.xml><?xml version="1.0" encoding="utf-8"?>
-<?mso-contentType ?>
-<FormTemplates xmlns="http://schemas.microsoft.com/sharepoint/v3/contenttype/forms">
-  <Display>DocumentLibraryForm</Display>
-  <Edit>DocumentLibraryForm</Edit>
-  <New>DocumentLibraryForm</New>
-</FormTemplates>
 </file>
 
 <file path=customXml/item4.xml><?xml version="1.0" encoding="utf-8"?>
@@ -5763,12 +5820,9 @@
 </file>
 
 <file path=customXml/itemProps1.xml><?xml version="1.0" encoding="utf-8"?>
-<ds:datastoreItem xmlns:ds="http://schemas.openxmlformats.org/officeDocument/2006/customXml" ds:itemID="{524B6230-BF42-4C4C-9E11-338ABA133D3E}">
+<ds:datastoreItem xmlns:ds="http://schemas.openxmlformats.org/officeDocument/2006/customXml" ds:itemID="{8D9D84D8-2D2F-4DC4-A93D-919C34237140}">
   <ds:schemaRefs>
-    <ds:schemaRef ds:uri="http://schemas.microsoft.com/office/2006/metadata/properties"/>
-    <ds:schemaRef ds:uri="http://schemas.microsoft.com/office/infopath/2007/PartnerControls"/>
-    <ds:schemaRef ds:uri="27c1adeb-3674-457c-b08c-8a73f31b6e23"/>
-    <ds:schemaRef ds:uri="0a70e875-3d35-4be2-921f-7117c31bab9b"/>
+    <ds:schemaRef ds:uri="http://schemas.microsoft.com/sharepoint/v3/contenttype/forms"/>
   </ds:schemaRefs>
 </ds:datastoreItem>
 </file>
@@ -5782,9 +5836,12 @@
 </file>
 
 <file path=customXml/itemProps3.xml><?xml version="1.0" encoding="utf-8"?>
-<ds:datastoreItem xmlns:ds="http://schemas.openxmlformats.org/officeDocument/2006/customXml" ds:itemID="{8D9D84D8-2D2F-4DC4-A93D-919C34237140}">
+<ds:datastoreItem xmlns:ds="http://schemas.openxmlformats.org/officeDocument/2006/customXml" ds:itemID="{524B6230-BF42-4C4C-9E11-338ABA133D3E}">
   <ds:schemaRefs>
-    <ds:schemaRef ds:uri="http://schemas.microsoft.com/sharepoint/v3/contenttype/forms"/>
+    <ds:schemaRef ds:uri="http://schemas.microsoft.com/office/2006/metadata/properties"/>
+    <ds:schemaRef ds:uri="http://schemas.microsoft.com/office/infopath/2007/PartnerControls"/>
+    <ds:schemaRef ds:uri="27c1adeb-3674-457c-b08c-8a73f31b6e23"/>
+    <ds:schemaRef ds:uri="0a70e875-3d35-4be2-921f-7117c31bab9b"/>
   </ds:schemaRefs>
 </ds:datastoreItem>
 </file>
